--- a/Restaurant Simulator.docx
+++ b/Restaurant Simulator.docx
@@ -80,6 +80,8 @@
         <w:t>Geld ophalen/Rekening laten betallen</w:t>
       </w:r>
     </w:p>
+    <w:p/>
+    <w:p/>
     <w:sectPr>
       <w:pgSz w:w="11906" w:h="16838"/>
       <w:pgMar w:top="1440" w:right="1440" w:bottom="1440" w:left="1440" w:header="708" w:footer="708" w:gutter="0"/>

--- a/Restaurant Simulator.docx
+++ b/Restaurant Simulator.docx
@@ -17,7 +17,13 @@
     </w:p>
     <w:p>
       <w:r>
-        <w:t>Stappenplan:</w:t>
+        <w:t>Stappenplan</w:t>
+      </w:r>
+      <w:r>
+        <w:t xml:space="preserve"> Digitaal</w:t>
+      </w:r>
+      <w:r>
+        <w:t>:</w:t>
       </w:r>
     </w:p>
     <w:p>
@@ -41,7 +47,7 @@
         </w:numPr>
       </w:pPr>
       <w:r>
-        <w:t>Bestelling opennemen</w:t>
+        <w:t>Bestelling opnemen</w:t>
       </w:r>
     </w:p>
     <w:p>
@@ -53,7 +59,7 @@
         </w:numPr>
       </w:pPr>
       <w:r>
-        <w:t>Bestelling maken</w:t>
+        <w:t>Ingrediënten samenpakken</w:t>
       </w:r>
     </w:p>
     <w:p>
@@ -65,7 +71,7 @@
         </w:numPr>
       </w:pPr>
       <w:r>
-        <w:t>Bestelling leveren</w:t>
+        <w:t>Bestelling maken</w:t>
       </w:r>
     </w:p>
     <w:p>
@@ -77,11 +83,116 @@
         </w:numPr>
       </w:pPr>
       <w:r>
+        <w:t>Bestelling leveren</w:t>
+      </w:r>
+    </w:p>
+    <w:p>
+      <w:pPr>
+        <w:pStyle w:val="Lijstalinea"/>
+        <w:numPr>
+          <w:ilvl w:val="0"/>
+          <w:numId w:val="1"/>
+        </w:numPr>
+      </w:pPr>
+      <w:r>
         <w:t>Geld ophalen/Rekening laten betallen</w:t>
       </w:r>
     </w:p>
     <w:p/>
+    <w:p>
+      <w:r>
+        <w:t>Stappenplan tabletop:</w:t>
+      </w:r>
+    </w:p>
+    <w:p>
+      <w:pPr>
+        <w:ind w:firstLine="708"/>
+      </w:pPr>
+      <w:r>
+        <w:t>Setup:</w:t>
+      </w:r>
+      <w:r>
+        <w:tab/>
+      </w:r>
+    </w:p>
+    <w:p>
+      <w:pPr>
+        <w:pStyle w:val="Lijstalinea"/>
+        <w:numPr>
+          <w:ilvl w:val="0"/>
+          <w:numId w:val="2"/>
+        </w:numPr>
+      </w:pPr>
+      <w:r>
+        <w:t>Gooi 4 dobbelstenen (als je 3 of meer hetzelfde cijfer gooit, gooi je de dobbelstenen die te veel zijn moet je opnieuw gooien tot je geen 3 of meer dezelfde cijfers hebt)</w:t>
+      </w:r>
+      <w:r>
+        <w:t xml:space="preserve"> het getal dat de dobbelsteen toont is het getal da je krijg als jeton en als kaart moet verzamelen.</w:t>
+      </w:r>
+    </w:p>
+    <w:p>
+      <w:pPr>
+        <w:pStyle w:val="Lijstalinea"/>
+        <w:numPr>
+          <w:ilvl w:val="0"/>
+          <w:numId w:val="2"/>
+        </w:numPr>
+      </w:pPr>
+      <w:r>
+        <w:t>Deel de boek kaarten</w:t>
+      </w:r>
+      <w:r>
+        <w:t xml:space="preserve"> van 1 tot 8 en zorg dat iedereen er 6 heeft.</w:t>
+      </w:r>
+    </w:p>
+    <w:p>
+      <w:pPr>
+        <w:pStyle w:val="Lijstalinea"/>
+        <w:numPr>
+          <w:ilvl w:val="0"/>
+          <w:numId w:val="2"/>
+        </w:numPr>
+      </w:pPr>
+      <w:r>
+        <w:t>Zorg dat iedereen 6 kaarten heeft en zijn 4 cijfers dat hij moet verzamelen</w:t>
+      </w:r>
+    </w:p>
     <w:p/>
+    <w:p>
+      <w:pPr>
+        <w:ind w:firstLine="708"/>
+      </w:pPr>
+      <w:r>
+        <w:t>Spel:</w:t>
+      </w:r>
+    </w:p>
+    <w:p>
+      <w:pPr>
+        <w:pStyle w:val="Lijstalinea"/>
+        <w:numPr>
+          <w:ilvl w:val="0"/>
+          <w:numId w:val="4"/>
+        </w:numPr>
+      </w:pPr>
+      <w:r>
+        <w:t>Elke speler gooit een dobbelsteen de persoon met het hoogste begin en dan ga je klokwijs</w:t>
+      </w:r>
+    </w:p>
+    <w:p>
+      <w:pPr>
+        <w:pStyle w:val="Lijstalinea"/>
+        <w:numPr>
+          <w:ilvl w:val="0"/>
+          <w:numId w:val="4"/>
+        </w:numPr>
+      </w:pPr>
+      <w:r>
+        <w:t>Elke beurt mag je een andere speler uitdagen en allebei een dobbelsteen gooien</w:t>
+      </w:r>
+      <w:r>
+        <w:t xml:space="preserve"> de persoon die het hoogste gooit wint en pakt een kaart</w:t>
+      </w:r>
+    </w:p>
     <w:sectPr>
       <w:pgSz w:w="11906" w:h="16838"/>
       <w:pgMar w:top="1440" w:right="1440" w:bottom="1440" w:left="1440" w:header="708" w:footer="708" w:gutter="0"/>
@@ -95,6 +206,270 @@
 <file path=word/numbering.xml><?xml version="1.0" encoding="utf-8"?>
 <w:numbering xmlns:wpc="http://schemas.microsoft.com/office/word/2010/wordprocessingCanvas" xmlns:cx="http://schemas.microsoft.com/office/drawing/2014/chartex" xmlns:cx1="http://schemas.microsoft.com/office/drawing/2015/9/8/chartex" xmlns:cx2="http://schemas.microsoft.com/office/drawing/2015/10/21/chartex" xmlns:cx3="http://schemas.microsoft.com/office/drawing/2016/5/9/chartex" xmlns:cx4="http://schemas.microsoft.com/office/drawing/2016/5/10/chartex" xmlns:cx5="http://schemas.microsoft.com/office/drawing/2016/5/11/chartex" xmlns:cx6="http://schemas.microsoft.com/office/drawing/2016/5/12/chartex" xmlns:cx7="http://schemas.microsoft.com/office/drawing/2016/5/13/chartex" xmlns:cx8="http://schemas.microsoft.com/office/drawing/2016/5/14/chartex" xmlns:mc="http://schemas.openxmlformats.org/markup-compatibility/2006" xmlns:aink="http://schemas.microsoft.com/office/drawing/2016/ink" xmlns:am3d="http://schemas.microsoft.com/office/drawing/2017/model3d" xmlns:o="urn:schemas-microsoft-com:office:office" xmlns:oel="http://schemas.microsoft.com/office/2019/extlst" xmlns:r="http://schemas.openxmlformats.org/officeDocument/2006/relationships" xmlns:m="http://schemas.openxmlformats.org/officeDocument/2006/math" xmlns:v="urn:schemas-microsoft-com:vml" xmlns:wp14="http://schemas.microsoft.com/office/word/2010/wordprocessingDrawing" xmlns:wp="http://schemas.openxmlformats.org/drawingml/2006/wordprocessingDrawing" xmlns:w10="urn:schemas-microsoft-com:office:word" xmlns:w="http://schemas.openxmlformats.org/wordprocessingml/2006/main" xmlns:w14="http://schemas.microsoft.com/office/word/2010/wordml" xmlns:w15="http://schemas.microsoft.com/office/word/2012/wordml" xmlns:w16cex="http://schemas.microsoft.com/office/word/2018/wordml/cex" xmlns:w16cid="http://schemas.microsoft.com/office/word/2016/wordml/cid" xmlns:w16="http://schemas.microsoft.com/office/word/2018/wordml" xmlns:w16du="http://schemas.microsoft.com/office/word/2023/wordml/word16du" xmlns:w16sdtdh="http://schemas.microsoft.com/office/word/2020/wordml/sdtdatahash" xmlns:w16sdtfl="http://schemas.microsoft.com/office/word/2024/wordml/sdtformatlock" xmlns:w16se="http://schemas.microsoft.com/office/word/2015/wordml/symex" xmlns:wpg="http://schemas.microsoft.com/office/word/2010/wordprocessingGroup" xmlns:wpi="http://schemas.microsoft.com/office/word/2010/wordprocessingInk" xmlns:wne="http://schemas.microsoft.com/office/word/2006/wordml" xmlns:wps="http://schemas.microsoft.com/office/word/2010/wordprocessingShape" mc:Ignorable="w14 w15 w16se w16cid w16 w16cex w16sdtdh w16sdtfl w16du wp14">
   <w:abstractNum w:abstractNumId="0" w15:restartNumberingAfterBreak="0">
+    <w:nsid w:val="05DF78CD"/>
+    <w:multiLevelType w:val="hybridMultilevel"/>
+    <w:tmpl w:val="153E739E"/>
+    <w:lvl w:ilvl="0" w:tplc="1F38FFDA">
+      <w:start w:val="1"/>
+      <w:numFmt w:val="decimal"/>
+      <w:lvlText w:val="%1."/>
+      <w:lvlJc w:val="left"/>
+      <w:pPr>
+        <w:ind w:left="1068" w:hanging="360"/>
+      </w:pPr>
+      <w:rPr>
+        <w:rFonts w:hint="default"/>
+      </w:rPr>
+    </w:lvl>
+    <w:lvl w:ilvl="1" w:tplc="08130019" w:tentative="1">
+      <w:start w:val="1"/>
+      <w:numFmt w:val="lowerLetter"/>
+      <w:lvlText w:val="%2."/>
+      <w:lvlJc w:val="left"/>
+      <w:pPr>
+        <w:ind w:left="1788" w:hanging="360"/>
+      </w:pPr>
+    </w:lvl>
+    <w:lvl w:ilvl="2" w:tplc="0813001B" w:tentative="1">
+      <w:start w:val="1"/>
+      <w:numFmt w:val="lowerRoman"/>
+      <w:lvlText w:val="%3."/>
+      <w:lvlJc w:val="right"/>
+      <w:pPr>
+        <w:ind w:left="2508" w:hanging="180"/>
+      </w:pPr>
+    </w:lvl>
+    <w:lvl w:ilvl="3" w:tplc="0813000F" w:tentative="1">
+      <w:start w:val="1"/>
+      <w:numFmt w:val="decimal"/>
+      <w:lvlText w:val="%4."/>
+      <w:lvlJc w:val="left"/>
+      <w:pPr>
+        <w:ind w:left="3228" w:hanging="360"/>
+      </w:pPr>
+    </w:lvl>
+    <w:lvl w:ilvl="4" w:tplc="08130019" w:tentative="1">
+      <w:start w:val="1"/>
+      <w:numFmt w:val="lowerLetter"/>
+      <w:lvlText w:val="%5."/>
+      <w:lvlJc w:val="left"/>
+      <w:pPr>
+        <w:ind w:left="3948" w:hanging="360"/>
+      </w:pPr>
+    </w:lvl>
+    <w:lvl w:ilvl="5" w:tplc="0813001B" w:tentative="1">
+      <w:start w:val="1"/>
+      <w:numFmt w:val="lowerRoman"/>
+      <w:lvlText w:val="%6."/>
+      <w:lvlJc w:val="right"/>
+      <w:pPr>
+        <w:ind w:left="4668" w:hanging="180"/>
+      </w:pPr>
+    </w:lvl>
+    <w:lvl w:ilvl="6" w:tplc="0813000F" w:tentative="1">
+      <w:start w:val="1"/>
+      <w:numFmt w:val="decimal"/>
+      <w:lvlText w:val="%7."/>
+      <w:lvlJc w:val="left"/>
+      <w:pPr>
+        <w:ind w:left="5388" w:hanging="360"/>
+      </w:pPr>
+    </w:lvl>
+    <w:lvl w:ilvl="7" w:tplc="08130019" w:tentative="1">
+      <w:start w:val="1"/>
+      <w:numFmt w:val="lowerLetter"/>
+      <w:lvlText w:val="%8."/>
+      <w:lvlJc w:val="left"/>
+      <w:pPr>
+        <w:ind w:left="6108" w:hanging="360"/>
+      </w:pPr>
+    </w:lvl>
+    <w:lvl w:ilvl="8" w:tplc="0813001B" w:tentative="1">
+      <w:start w:val="1"/>
+      <w:numFmt w:val="lowerRoman"/>
+      <w:lvlText w:val="%9."/>
+      <w:lvlJc w:val="right"/>
+      <w:pPr>
+        <w:ind w:left="6828" w:hanging="180"/>
+      </w:pPr>
+    </w:lvl>
+  </w:abstractNum>
+  <w:abstractNum w:abstractNumId="1" w15:restartNumberingAfterBreak="0">
+    <w:nsid w:val="0CE30682"/>
+    <w:multiLevelType w:val="hybridMultilevel"/>
+    <w:tmpl w:val="D7F67B3C"/>
+    <w:lvl w:ilvl="0" w:tplc="0813000F">
+      <w:start w:val="1"/>
+      <w:numFmt w:val="decimal"/>
+      <w:lvlText w:val="%1."/>
+      <w:lvlJc w:val="left"/>
+      <w:pPr>
+        <w:ind w:left="1068" w:hanging="360"/>
+      </w:pPr>
+    </w:lvl>
+    <w:lvl w:ilvl="1" w:tplc="08130019">
+      <w:start w:val="1"/>
+      <w:numFmt w:val="lowerLetter"/>
+      <w:lvlText w:val="%2."/>
+      <w:lvlJc w:val="left"/>
+      <w:pPr>
+        <w:ind w:left="1788" w:hanging="360"/>
+      </w:pPr>
+    </w:lvl>
+    <w:lvl w:ilvl="2" w:tplc="0813001B" w:tentative="1">
+      <w:start w:val="1"/>
+      <w:numFmt w:val="lowerRoman"/>
+      <w:lvlText w:val="%3."/>
+      <w:lvlJc w:val="right"/>
+      <w:pPr>
+        <w:ind w:left="2508" w:hanging="180"/>
+      </w:pPr>
+    </w:lvl>
+    <w:lvl w:ilvl="3" w:tplc="0813000F" w:tentative="1">
+      <w:start w:val="1"/>
+      <w:numFmt w:val="decimal"/>
+      <w:lvlText w:val="%4."/>
+      <w:lvlJc w:val="left"/>
+      <w:pPr>
+        <w:ind w:left="3228" w:hanging="360"/>
+      </w:pPr>
+    </w:lvl>
+    <w:lvl w:ilvl="4" w:tplc="08130019" w:tentative="1">
+      <w:start w:val="1"/>
+      <w:numFmt w:val="lowerLetter"/>
+      <w:lvlText w:val="%5."/>
+      <w:lvlJc w:val="left"/>
+      <w:pPr>
+        <w:ind w:left="3948" w:hanging="360"/>
+      </w:pPr>
+    </w:lvl>
+    <w:lvl w:ilvl="5" w:tplc="0813001B" w:tentative="1">
+      <w:start w:val="1"/>
+      <w:numFmt w:val="lowerRoman"/>
+      <w:lvlText w:val="%6."/>
+      <w:lvlJc w:val="right"/>
+      <w:pPr>
+        <w:ind w:left="4668" w:hanging="180"/>
+      </w:pPr>
+    </w:lvl>
+    <w:lvl w:ilvl="6" w:tplc="0813000F" w:tentative="1">
+      <w:start w:val="1"/>
+      <w:numFmt w:val="decimal"/>
+      <w:lvlText w:val="%7."/>
+      <w:lvlJc w:val="left"/>
+      <w:pPr>
+        <w:ind w:left="5388" w:hanging="360"/>
+      </w:pPr>
+    </w:lvl>
+    <w:lvl w:ilvl="7" w:tplc="08130019" w:tentative="1">
+      <w:start w:val="1"/>
+      <w:numFmt w:val="lowerLetter"/>
+      <w:lvlText w:val="%8."/>
+      <w:lvlJc w:val="left"/>
+      <w:pPr>
+        <w:ind w:left="6108" w:hanging="360"/>
+      </w:pPr>
+    </w:lvl>
+    <w:lvl w:ilvl="8" w:tplc="0813001B" w:tentative="1">
+      <w:start w:val="1"/>
+      <w:numFmt w:val="lowerRoman"/>
+      <w:lvlText w:val="%9."/>
+      <w:lvlJc w:val="right"/>
+      <w:pPr>
+        <w:ind w:left="6828" w:hanging="180"/>
+      </w:pPr>
+    </w:lvl>
+  </w:abstractNum>
+  <w:abstractNum w:abstractNumId="2" w15:restartNumberingAfterBreak="0">
+    <w:nsid w:val="388B5974"/>
+    <w:multiLevelType w:val="hybridMultilevel"/>
+    <w:tmpl w:val="29BC6E46"/>
+    <w:lvl w:ilvl="0" w:tplc="46A22866">
+      <w:start w:val="1"/>
+      <w:numFmt w:val="decimal"/>
+      <w:lvlText w:val="%1."/>
+      <w:lvlJc w:val="left"/>
+      <w:pPr>
+        <w:ind w:left="1773" w:hanging="360"/>
+      </w:pPr>
+      <w:rPr>
+        <w:rFonts w:hint="default"/>
+      </w:rPr>
+    </w:lvl>
+    <w:lvl w:ilvl="1" w:tplc="08130019" w:tentative="1">
+      <w:start w:val="1"/>
+      <w:numFmt w:val="lowerLetter"/>
+      <w:lvlText w:val="%2."/>
+      <w:lvlJc w:val="left"/>
+      <w:pPr>
+        <w:ind w:left="2493" w:hanging="360"/>
+      </w:pPr>
+    </w:lvl>
+    <w:lvl w:ilvl="2" w:tplc="0813001B" w:tentative="1">
+      <w:start w:val="1"/>
+      <w:numFmt w:val="lowerRoman"/>
+      <w:lvlText w:val="%3."/>
+      <w:lvlJc w:val="right"/>
+      <w:pPr>
+        <w:ind w:left="3213" w:hanging="180"/>
+      </w:pPr>
+    </w:lvl>
+    <w:lvl w:ilvl="3" w:tplc="0813000F" w:tentative="1">
+      <w:start w:val="1"/>
+      <w:numFmt w:val="decimal"/>
+      <w:lvlText w:val="%4."/>
+      <w:lvlJc w:val="left"/>
+      <w:pPr>
+        <w:ind w:left="3933" w:hanging="360"/>
+      </w:pPr>
+    </w:lvl>
+    <w:lvl w:ilvl="4" w:tplc="08130019" w:tentative="1">
+      <w:start w:val="1"/>
+      <w:numFmt w:val="lowerLetter"/>
+      <w:lvlText w:val="%5."/>
+      <w:lvlJc w:val="left"/>
+      <w:pPr>
+        <w:ind w:left="4653" w:hanging="360"/>
+      </w:pPr>
+    </w:lvl>
+    <w:lvl w:ilvl="5" w:tplc="0813001B" w:tentative="1">
+      <w:start w:val="1"/>
+      <w:numFmt w:val="lowerRoman"/>
+      <w:lvlText w:val="%6."/>
+      <w:lvlJc w:val="right"/>
+      <w:pPr>
+        <w:ind w:left="5373" w:hanging="180"/>
+      </w:pPr>
+    </w:lvl>
+    <w:lvl w:ilvl="6" w:tplc="0813000F" w:tentative="1">
+      <w:start w:val="1"/>
+      <w:numFmt w:val="decimal"/>
+      <w:lvlText w:val="%7."/>
+      <w:lvlJc w:val="left"/>
+      <w:pPr>
+        <w:ind w:left="6093" w:hanging="360"/>
+      </w:pPr>
+    </w:lvl>
+    <w:lvl w:ilvl="7" w:tplc="08130019" w:tentative="1">
+      <w:start w:val="1"/>
+      <w:numFmt w:val="lowerLetter"/>
+      <w:lvlText w:val="%8."/>
+      <w:lvlJc w:val="left"/>
+      <w:pPr>
+        <w:ind w:left="6813" w:hanging="360"/>
+      </w:pPr>
+    </w:lvl>
+    <w:lvl w:ilvl="8" w:tplc="0813001B" w:tentative="1">
+      <w:start w:val="1"/>
+      <w:numFmt w:val="lowerRoman"/>
+      <w:lvlText w:val="%9."/>
+      <w:lvlJc w:val="right"/>
+      <w:pPr>
+        <w:ind w:left="7533" w:hanging="180"/>
+      </w:pPr>
+    </w:lvl>
+  </w:abstractNum>
+  <w:abstractNum w:abstractNumId="3" w15:restartNumberingAfterBreak="0">
     <w:nsid w:val="7F2D4581"/>
     <w:multiLevelType w:val="hybridMultilevel"/>
     <w:tmpl w:val="63AC2632"/>
@@ -181,6 +556,15 @@
     </w:lvl>
   </w:abstractNum>
   <w:num w:numId="1" w16cid:durableId="1070692583">
+    <w:abstractNumId w:val="3"/>
+  </w:num>
+  <w:num w:numId="2" w16cid:durableId="517348500">
+    <w:abstractNumId w:val="1"/>
+  </w:num>
+  <w:num w:numId="3" w16cid:durableId="2101174966">
+    <w:abstractNumId w:val="2"/>
+  </w:num>
+  <w:num w:numId="4" w16cid:durableId="302780700">
     <w:abstractNumId w:val="0"/>
   </w:num>
 </w:numbering>

--- a/Restaurant Simulator.docx
+++ b/Restaurant Simulator.docx
@@ -28,7 +28,7 @@
     </w:p>
     <w:p>
       <w:pPr>
-        <w:pStyle w:val="Lijstalinea"/>
+        <w:pStyle w:val="ListParagraph"/>
         <w:numPr>
           <w:ilvl w:val="0"/>
           <w:numId w:val="1"/>
@@ -40,7 +40,7 @@
     </w:p>
     <w:p>
       <w:pPr>
-        <w:pStyle w:val="Lijstalinea"/>
+        <w:pStyle w:val="ListParagraph"/>
         <w:numPr>
           <w:ilvl w:val="0"/>
           <w:numId w:val="1"/>
@@ -52,7 +52,7 @@
     </w:p>
     <w:p>
       <w:pPr>
-        <w:pStyle w:val="Lijstalinea"/>
+        <w:pStyle w:val="ListParagraph"/>
         <w:numPr>
           <w:ilvl w:val="0"/>
           <w:numId w:val="1"/>
@@ -64,7 +64,7 @@
     </w:p>
     <w:p>
       <w:pPr>
-        <w:pStyle w:val="Lijstalinea"/>
+        <w:pStyle w:val="ListParagraph"/>
         <w:numPr>
           <w:ilvl w:val="0"/>
           <w:numId w:val="1"/>
@@ -76,7 +76,7 @@
     </w:p>
     <w:p>
       <w:pPr>
-        <w:pStyle w:val="Lijstalinea"/>
+        <w:pStyle w:val="ListParagraph"/>
         <w:numPr>
           <w:ilvl w:val="0"/>
           <w:numId w:val="1"/>
@@ -88,7 +88,7 @@
     </w:p>
     <w:p>
       <w:pPr>
-        <w:pStyle w:val="Lijstalinea"/>
+        <w:pStyle w:val="ListParagraph"/>
         <w:numPr>
           <w:ilvl w:val="0"/>
           <w:numId w:val="1"/>
@@ -117,14 +117,14 @@
     </w:p>
     <w:p>
       <w:pPr>
-        <w:pStyle w:val="Lijstalinea"/>
+        <w:pStyle w:val="ListParagraph"/>
         <w:numPr>
           <w:ilvl w:val="0"/>
           <w:numId w:val="2"/>
         </w:numPr>
       </w:pPr>
       <w:r>
-        <w:t>Gooi 4 dobbelstenen (als je 3 of meer hetzelfde cijfer gooit, gooi je de dobbelstenen die te veel zijn moet je opnieuw gooien tot je geen 3 of meer dezelfde cijfers hebt)</w:t>
+        <w:t>Gooi 4 dobbelstenen (als je 3 of meer hetzelfde cijfer gooit, gooi je de dobbelstenen die te veel zijn opnieuw tot je geen 3 of meer dezelfde cijfers hebt)</w:t>
       </w:r>
       <w:r>
         <w:t xml:space="preserve"> het getal dat de dobbelsteen toont is het getal da je krijg als jeton en als kaart moet verzamelen.</w:t>
@@ -132,7 +132,7 @@
     </w:p>
     <w:p>
       <w:pPr>
-        <w:pStyle w:val="Lijstalinea"/>
+        <w:pStyle w:val="ListParagraph"/>
         <w:numPr>
           <w:ilvl w:val="0"/>
           <w:numId w:val="2"/>
@@ -142,19 +142,37 @@
         <w:t>Deel de boek kaarten</w:t>
       </w:r>
       <w:r>
-        <w:t xml:space="preserve"> van 1 tot 8 en zorg dat iedereen er 6 heeft.</w:t>
+        <w:t xml:space="preserve"> van 1 tot </w:t>
+      </w:r>
+      <w:r>
+        <w:t>6</w:t>
+      </w:r>
+      <w:r>
+        <w:t xml:space="preserve"> en zorg dat iedereen er </w:t>
+      </w:r>
+      <w:r>
+        <w:t>4</w:t>
+      </w:r>
+      <w:r>
+        <w:t xml:space="preserve"> heeft.</w:t>
       </w:r>
     </w:p>
     <w:p>
       <w:pPr>
-        <w:pStyle w:val="Lijstalinea"/>
+        <w:pStyle w:val="ListParagraph"/>
         <w:numPr>
           <w:ilvl w:val="0"/>
           <w:numId w:val="2"/>
         </w:numPr>
       </w:pPr>
       <w:r>
-        <w:t>Zorg dat iedereen 6 kaarten heeft en zijn 4 cijfers dat hij moet verzamelen</w:t>
+        <w:t xml:space="preserve">Zorg dat iedereen </w:t>
+      </w:r>
+      <w:r>
+        <w:t>4</w:t>
+      </w:r>
+      <w:r>
+        <w:t xml:space="preserve"> kaarten heeft en zijn 4 cijfers dat hij moet verzamelen</w:t>
       </w:r>
     </w:p>
     <w:p/>
@@ -168,7 +186,7 @@
     </w:p>
     <w:p>
       <w:pPr>
-        <w:pStyle w:val="Lijstalinea"/>
+        <w:pStyle w:val="ListParagraph"/>
         <w:numPr>
           <w:ilvl w:val="0"/>
           <w:numId w:val="4"/>
@@ -180,17 +198,29 @@
     </w:p>
     <w:p>
       <w:pPr>
-        <w:pStyle w:val="Lijstalinea"/>
+        <w:pStyle w:val="ListParagraph"/>
         <w:numPr>
           <w:ilvl w:val="0"/>
           <w:numId w:val="4"/>
         </w:numPr>
       </w:pPr>
       <w:r>
-        <w:t>Elke beurt mag je een andere speler uitdagen en allebei een dobbelsteen gooien</w:t>
-      </w:r>
-      <w:r>
-        <w:t xml:space="preserve"> de persoon die het hoogste gooit wint en pakt een kaart</w:t>
+        <w:t xml:space="preserve">Elke beurt mag je </w:t>
+      </w:r>
+      <w:r>
+        <w:t>kiezen of je van de overige kaarten een kaart pakt of van een andere speler. Kies je een andere speler gebruik je ieders een dobbelsteen en de speler die het hoogste heeft wint en krijgt die een kaart van de andere.Dit herhaal je tot je de combinatie van kaarten hebt verzamelt (de combinatie dat elke speler aan het begin heeft bepaald met de 4 dobbelstenen)</w:t>
+      </w:r>
+    </w:p>
+    <w:p>
+      <w:pPr>
+        <w:pStyle w:val="ListParagraph"/>
+        <w:numPr>
+          <w:ilvl w:val="0"/>
+          <w:numId w:val="4"/>
+        </w:numPr>
+      </w:pPr>
+      <w:r>
+        <w:t>Verzamel je jou combinatie aan kaarten krijg je een punt en kun je opnieuw beginnen</w:t>
       </w:r>
     </w:p>
     <w:sectPr>
@@ -966,7 +996,7 @@
     <w:lsdException w:name="Unresolved Mention" w:semiHidden="1" w:unhideWhenUsed="1"/>
     <w:lsdException w:name="Smart Link" w:semiHidden="1" w:unhideWhenUsed="1"/>
   </w:latentStyles>
-  <w:style w:type="paragraph" w:default="1" w:styleId="Standaard">
+  <w:style w:type="paragraph" w:default="1" w:styleId="Normal">
     <w:name w:val="Normal"/>
     <w:qFormat/>
     <w:rsid w:val="0078131D"/>
@@ -974,11 +1004,11 @@
       <w:rFonts w:ascii="Arial" w:hAnsi="Arial"/>
     </w:rPr>
   </w:style>
-  <w:style w:type="paragraph" w:styleId="Kop1">
+  <w:style w:type="paragraph" w:styleId="Heading1">
     <w:name w:val="heading 1"/>
-    <w:basedOn w:val="Standaard"/>
-    <w:next w:val="Standaard"/>
-    <w:link w:val="Kop1Char"/>
+    <w:basedOn w:val="Normal"/>
+    <w:next w:val="Normal"/>
+    <w:link w:val="Heading1Char"/>
     <w:autoRedefine/>
     <w:uiPriority w:val="9"/>
     <w:qFormat/>
@@ -995,11 +1025,11 @@
       <w:szCs w:val="32"/>
     </w:rPr>
   </w:style>
-  <w:style w:type="paragraph" w:styleId="Kop2">
+  <w:style w:type="paragraph" w:styleId="Heading2">
     <w:name w:val="heading 2"/>
-    <w:basedOn w:val="Standaard"/>
-    <w:next w:val="Standaard"/>
-    <w:link w:val="Kop2Char"/>
+    <w:basedOn w:val="Normal"/>
+    <w:next w:val="Normal"/>
+    <w:link w:val="Heading2Char"/>
     <w:autoRedefine/>
     <w:uiPriority w:val="9"/>
     <w:semiHidden/>
@@ -1018,11 +1048,11 @@
       <w:szCs w:val="26"/>
     </w:rPr>
   </w:style>
-  <w:style w:type="paragraph" w:styleId="Kop3">
+  <w:style w:type="paragraph" w:styleId="Heading3">
     <w:name w:val="heading 3"/>
-    <w:basedOn w:val="Standaard"/>
-    <w:next w:val="Standaard"/>
-    <w:link w:val="Kop3Char"/>
+    <w:basedOn w:val="Normal"/>
+    <w:next w:val="Normal"/>
+    <w:link w:val="Heading3Char"/>
     <w:autoRedefine/>
     <w:uiPriority w:val="9"/>
     <w:unhideWhenUsed/>
@@ -1040,11 +1070,11 @@
       <w:szCs w:val="24"/>
     </w:rPr>
   </w:style>
-  <w:style w:type="paragraph" w:styleId="Kop4">
+  <w:style w:type="paragraph" w:styleId="Heading4">
     <w:name w:val="heading 4"/>
-    <w:basedOn w:val="Standaard"/>
-    <w:next w:val="Standaard"/>
-    <w:link w:val="Kop4Char"/>
+    <w:basedOn w:val="Normal"/>
+    <w:next w:val="Normal"/>
+    <w:link w:val="Heading4Char"/>
     <w:uiPriority w:val="9"/>
     <w:semiHidden/>
     <w:unhideWhenUsed/>
@@ -1063,11 +1093,11 @@
       <w:color w:val="2F5496" w:themeColor="accent1" w:themeShade="BF"/>
     </w:rPr>
   </w:style>
-  <w:style w:type="paragraph" w:styleId="Kop5">
+  <w:style w:type="paragraph" w:styleId="Heading5">
     <w:name w:val="heading 5"/>
-    <w:basedOn w:val="Standaard"/>
-    <w:next w:val="Standaard"/>
-    <w:link w:val="Kop5Char"/>
+    <w:basedOn w:val="Normal"/>
+    <w:next w:val="Normal"/>
+    <w:link w:val="Heading5Char"/>
     <w:uiPriority w:val="9"/>
     <w:semiHidden/>
     <w:unhideWhenUsed/>
@@ -1084,11 +1114,11 @@
       <w:color w:val="2F5496" w:themeColor="accent1" w:themeShade="BF"/>
     </w:rPr>
   </w:style>
-  <w:style w:type="paragraph" w:styleId="Kop6">
+  <w:style w:type="paragraph" w:styleId="Heading6">
     <w:name w:val="heading 6"/>
-    <w:basedOn w:val="Standaard"/>
-    <w:next w:val="Standaard"/>
-    <w:link w:val="Kop6Char"/>
+    <w:basedOn w:val="Normal"/>
+    <w:next w:val="Normal"/>
+    <w:link w:val="Heading6Char"/>
     <w:uiPriority w:val="9"/>
     <w:semiHidden/>
     <w:unhideWhenUsed/>
@@ -1107,11 +1137,11 @@
       <w:color w:val="595959" w:themeColor="text1" w:themeTint="A6"/>
     </w:rPr>
   </w:style>
-  <w:style w:type="paragraph" w:styleId="Kop7">
+  <w:style w:type="paragraph" w:styleId="Heading7">
     <w:name w:val="heading 7"/>
-    <w:basedOn w:val="Standaard"/>
-    <w:next w:val="Standaard"/>
-    <w:link w:val="Kop7Char"/>
+    <w:basedOn w:val="Normal"/>
+    <w:next w:val="Normal"/>
+    <w:link w:val="Heading7Char"/>
     <w:uiPriority w:val="9"/>
     <w:semiHidden/>
     <w:unhideWhenUsed/>
@@ -1128,11 +1158,11 @@
       <w:color w:val="595959" w:themeColor="text1" w:themeTint="A6"/>
     </w:rPr>
   </w:style>
-  <w:style w:type="paragraph" w:styleId="Kop8">
+  <w:style w:type="paragraph" w:styleId="Heading8">
     <w:name w:val="heading 8"/>
-    <w:basedOn w:val="Standaard"/>
-    <w:next w:val="Standaard"/>
-    <w:link w:val="Kop8Char"/>
+    <w:basedOn w:val="Normal"/>
+    <w:next w:val="Normal"/>
+    <w:link w:val="Heading8Char"/>
     <w:uiPriority w:val="9"/>
     <w:semiHidden/>
     <w:unhideWhenUsed/>
@@ -1151,11 +1181,11 @@
       <w:color w:val="272727" w:themeColor="text1" w:themeTint="D8"/>
     </w:rPr>
   </w:style>
-  <w:style w:type="paragraph" w:styleId="Kop9">
+  <w:style w:type="paragraph" w:styleId="Heading9">
     <w:name w:val="heading 9"/>
-    <w:basedOn w:val="Standaard"/>
-    <w:next w:val="Standaard"/>
-    <w:link w:val="Kop9Char"/>
+    <w:basedOn w:val="Normal"/>
+    <w:next w:val="Normal"/>
+    <w:link w:val="Heading9Char"/>
     <w:uiPriority w:val="9"/>
     <w:semiHidden/>
     <w:unhideWhenUsed/>
@@ -1172,13 +1202,13 @@
       <w:color w:val="272727" w:themeColor="text1" w:themeTint="D8"/>
     </w:rPr>
   </w:style>
-  <w:style w:type="character" w:default="1" w:styleId="Standaardalinea-lettertype">
+  <w:style w:type="character" w:default="1" w:styleId="DefaultParagraphFont">
     <w:name w:val="Default Paragraph Font"/>
     <w:uiPriority w:val="1"/>
     <w:semiHidden/>
     <w:unhideWhenUsed/>
   </w:style>
-  <w:style w:type="table" w:default="1" w:styleId="Standaardtabel">
+  <w:style w:type="table" w:default="1" w:styleId="TableNormal">
     <w:name w:val="Normal Table"/>
     <w:uiPriority w:val="99"/>
     <w:semiHidden/>
@@ -1193,16 +1223,16 @@
       </w:tblCellMar>
     </w:tblPr>
   </w:style>
-  <w:style w:type="numbering" w:default="1" w:styleId="Geenlijst">
+  <w:style w:type="numbering" w:default="1" w:styleId="NoList">
     <w:name w:val="No List"/>
     <w:uiPriority w:val="99"/>
     <w:semiHidden/>
     <w:unhideWhenUsed/>
   </w:style>
-  <w:style w:type="character" w:customStyle="1" w:styleId="Kop2Char">
-    <w:name w:val="Kop 2 Char"/>
-    <w:basedOn w:val="Standaardalinea-lettertype"/>
-    <w:link w:val="Kop2"/>
+  <w:style w:type="character" w:customStyle="1" w:styleId="Heading2Char">
+    <w:name w:val="Heading 2 Char"/>
+    <w:basedOn w:val="DefaultParagraphFont"/>
+    <w:link w:val="Heading2"/>
     <w:uiPriority w:val="9"/>
     <w:semiHidden/>
     <w:rsid w:val="0078131D"/>
@@ -1212,10 +1242,10 @@
       <w:szCs w:val="26"/>
     </w:rPr>
   </w:style>
-  <w:style w:type="character" w:customStyle="1" w:styleId="Kop1Char">
-    <w:name w:val="Kop 1 Char"/>
-    <w:basedOn w:val="Standaardalinea-lettertype"/>
-    <w:link w:val="Kop1"/>
+  <w:style w:type="character" w:customStyle="1" w:styleId="Heading1Char">
+    <w:name w:val="Heading 1 Char"/>
+    <w:basedOn w:val="DefaultParagraphFont"/>
+    <w:link w:val="Heading1"/>
     <w:uiPriority w:val="9"/>
     <w:rsid w:val="00996367"/>
     <w:rPr>
@@ -1225,10 +1255,10 @@
       <w:lang w:val="nl-BE"/>
     </w:rPr>
   </w:style>
-  <w:style w:type="character" w:customStyle="1" w:styleId="Kop3Char">
-    <w:name w:val="Kop 3 Char"/>
-    <w:basedOn w:val="Standaardalinea-lettertype"/>
-    <w:link w:val="Kop3"/>
+  <w:style w:type="character" w:customStyle="1" w:styleId="Heading3Char">
+    <w:name w:val="Heading 3 Char"/>
+    <w:basedOn w:val="DefaultParagraphFont"/>
+    <w:link w:val="Heading3"/>
     <w:uiPriority w:val="9"/>
     <w:rsid w:val="0046248F"/>
     <w:rPr>
@@ -1238,10 +1268,10 @@
       <w:lang w:val="nl-BE"/>
     </w:rPr>
   </w:style>
-  <w:style w:type="character" w:customStyle="1" w:styleId="Kop4Char">
-    <w:name w:val="Kop 4 Char"/>
-    <w:basedOn w:val="Standaardalinea-lettertype"/>
-    <w:link w:val="Kop4"/>
+  <w:style w:type="character" w:customStyle="1" w:styleId="Heading4Char">
+    <w:name w:val="Heading 4 Char"/>
+    <w:basedOn w:val="DefaultParagraphFont"/>
+    <w:link w:val="Heading4"/>
     <w:uiPriority w:val="9"/>
     <w:semiHidden/>
     <w:rsid w:val="00992012"/>
@@ -1252,10 +1282,10 @@
       <w:color w:val="2F5496" w:themeColor="accent1" w:themeShade="BF"/>
     </w:rPr>
   </w:style>
-  <w:style w:type="character" w:customStyle="1" w:styleId="Kop5Char">
-    <w:name w:val="Kop 5 Char"/>
-    <w:basedOn w:val="Standaardalinea-lettertype"/>
-    <w:link w:val="Kop5"/>
+  <w:style w:type="character" w:customStyle="1" w:styleId="Heading5Char">
+    <w:name w:val="Heading 5 Char"/>
+    <w:basedOn w:val="DefaultParagraphFont"/>
+    <w:link w:val="Heading5"/>
     <w:uiPriority w:val="9"/>
     <w:semiHidden/>
     <w:rsid w:val="00992012"/>
@@ -1264,10 +1294,10 @@
       <w:color w:val="2F5496" w:themeColor="accent1" w:themeShade="BF"/>
     </w:rPr>
   </w:style>
-  <w:style w:type="character" w:customStyle="1" w:styleId="Kop6Char">
-    <w:name w:val="Kop 6 Char"/>
-    <w:basedOn w:val="Standaardalinea-lettertype"/>
-    <w:link w:val="Kop6"/>
+  <w:style w:type="character" w:customStyle="1" w:styleId="Heading6Char">
+    <w:name w:val="Heading 6 Char"/>
+    <w:basedOn w:val="DefaultParagraphFont"/>
+    <w:link w:val="Heading6"/>
     <w:uiPriority w:val="9"/>
     <w:semiHidden/>
     <w:rsid w:val="00992012"/>
@@ -1278,10 +1308,10 @@
       <w:color w:val="595959" w:themeColor="text1" w:themeTint="A6"/>
     </w:rPr>
   </w:style>
-  <w:style w:type="character" w:customStyle="1" w:styleId="Kop7Char">
-    <w:name w:val="Kop 7 Char"/>
-    <w:basedOn w:val="Standaardalinea-lettertype"/>
-    <w:link w:val="Kop7"/>
+  <w:style w:type="character" w:customStyle="1" w:styleId="Heading7Char">
+    <w:name w:val="Heading 7 Char"/>
+    <w:basedOn w:val="DefaultParagraphFont"/>
+    <w:link w:val="Heading7"/>
     <w:uiPriority w:val="9"/>
     <w:semiHidden/>
     <w:rsid w:val="00992012"/>
@@ -1290,10 +1320,10 @@
       <w:color w:val="595959" w:themeColor="text1" w:themeTint="A6"/>
     </w:rPr>
   </w:style>
-  <w:style w:type="character" w:customStyle="1" w:styleId="Kop8Char">
-    <w:name w:val="Kop 8 Char"/>
-    <w:basedOn w:val="Standaardalinea-lettertype"/>
-    <w:link w:val="Kop8"/>
+  <w:style w:type="character" w:customStyle="1" w:styleId="Heading8Char">
+    <w:name w:val="Heading 8 Char"/>
+    <w:basedOn w:val="DefaultParagraphFont"/>
+    <w:link w:val="Heading8"/>
     <w:uiPriority w:val="9"/>
     <w:semiHidden/>
     <w:rsid w:val="00992012"/>
@@ -1304,10 +1334,10 @@
       <w:color w:val="272727" w:themeColor="text1" w:themeTint="D8"/>
     </w:rPr>
   </w:style>
-  <w:style w:type="character" w:customStyle="1" w:styleId="Kop9Char">
-    <w:name w:val="Kop 9 Char"/>
-    <w:basedOn w:val="Standaardalinea-lettertype"/>
-    <w:link w:val="Kop9"/>
+  <w:style w:type="character" w:customStyle="1" w:styleId="Heading9Char">
+    <w:name w:val="Heading 9 Char"/>
+    <w:basedOn w:val="DefaultParagraphFont"/>
+    <w:link w:val="Heading9"/>
     <w:uiPriority w:val="9"/>
     <w:semiHidden/>
     <w:rsid w:val="00992012"/>
@@ -1316,11 +1346,11 @@
       <w:color w:val="272727" w:themeColor="text1" w:themeTint="D8"/>
     </w:rPr>
   </w:style>
-  <w:style w:type="paragraph" w:styleId="Titel">
+  <w:style w:type="paragraph" w:styleId="Title">
     <w:name w:val="Title"/>
-    <w:basedOn w:val="Standaard"/>
-    <w:next w:val="Standaard"/>
-    <w:link w:val="TitelChar"/>
+    <w:basedOn w:val="Normal"/>
+    <w:next w:val="Normal"/>
+    <w:link w:val="TitleChar"/>
     <w:uiPriority w:val="10"/>
     <w:qFormat/>
     <w:rsid w:val="00992012"/>
@@ -1336,10 +1366,10 @@
       <w:szCs w:val="56"/>
     </w:rPr>
   </w:style>
-  <w:style w:type="character" w:customStyle="1" w:styleId="TitelChar">
-    <w:name w:val="Titel Char"/>
-    <w:basedOn w:val="Standaardalinea-lettertype"/>
-    <w:link w:val="Titel"/>
+  <w:style w:type="character" w:customStyle="1" w:styleId="TitleChar">
+    <w:name w:val="Title Char"/>
+    <w:basedOn w:val="DefaultParagraphFont"/>
+    <w:link w:val="Title"/>
     <w:uiPriority w:val="10"/>
     <w:rsid w:val="00992012"/>
     <w:rPr>
@@ -1350,11 +1380,11 @@
       <w:szCs w:val="56"/>
     </w:rPr>
   </w:style>
-  <w:style w:type="paragraph" w:styleId="Ondertitel">
+  <w:style w:type="paragraph" w:styleId="Subtitle">
     <w:name w:val="Subtitle"/>
-    <w:basedOn w:val="Standaard"/>
-    <w:next w:val="Standaard"/>
-    <w:link w:val="OndertitelChar"/>
+    <w:basedOn w:val="Normal"/>
+    <w:next w:val="Normal"/>
+    <w:link w:val="SubtitleChar"/>
     <w:uiPriority w:val="11"/>
     <w:qFormat/>
     <w:rsid w:val="00992012"/>
@@ -1371,10 +1401,10 @@
       <w:szCs w:val="28"/>
     </w:rPr>
   </w:style>
-  <w:style w:type="character" w:customStyle="1" w:styleId="OndertitelChar">
-    <w:name w:val="Ondertitel Char"/>
-    <w:basedOn w:val="Standaardalinea-lettertype"/>
-    <w:link w:val="Ondertitel"/>
+  <w:style w:type="character" w:customStyle="1" w:styleId="SubtitleChar">
+    <w:name w:val="Subtitle Char"/>
+    <w:basedOn w:val="DefaultParagraphFont"/>
+    <w:link w:val="Subtitle"/>
     <w:uiPriority w:val="11"/>
     <w:rsid w:val="00992012"/>
     <w:rPr>
@@ -1385,11 +1415,11 @@
       <w:szCs w:val="28"/>
     </w:rPr>
   </w:style>
-  <w:style w:type="paragraph" w:styleId="Citaat">
+  <w:style w:type="paragraph" w:styleId="Quote">
     <w:name w:val="Quote"/>
-    <w:basedOn w:val="Standaard"/>
-    <w:next w:val="Standaard"/>
-    <w:link w:val="CitaatChar"/>
+    <w:basedOn w:val="Normal"/>
+    <w:next w:val="Normal"/>
+    <w:link w:val="QuoteChar"/>
     <w:uiPriority w:val="29"/>
     <w:qFormat/>
     <w:rsid w:val="00992012"/>
@@ -1403,10 +1433,10 @@
       <w:color w:val="404040" w:themeColor="text1" w:themeTint="BF"/>
     </w:rPr>
   </w:style>
-  <w:style w:type="character" w:customStyle="1" w:styleId="CitaatChar">
-    <w:name w:val="Citaat Char"/>
-    <w:basedOn w:val="Standaardalinea-lettertype"/>
-    <w:link w:val="Citaat"/>
+  <w:style w:type="character" w:customStyle="1" w:styleId="QuoteChar">
+    <w:name w:val="Quote Char"/>
+    <w:basedOn w:val="DefaultParagraphFont"/>
+    <w:link w:val="Quote"/>
     <w:uiPriority w:val="29"/>
     <w:rsid w:val="00992012"/>
     <w:rPr>
@@ -1416,9 +1446,9 @@
       <w:color w:val="404040" w:themeColor="text1" w:themeTint="BF"/>
     </w:rPr>
   </w:style>
-  <w:style w:type="paragraph" w:styleId="Lijstalinea">
+  <w:style w:type="paragraph" w:styleId="ListParagraph">
     <w:name w:val="List Paragraph"/>
-    <w:basedOn w:val="Standaard"/>
+    <w:basedOn w:val="Normal"/>
     <w:uiPriority w:val="34"/>
     <w:qFormat/>
     <w:rsid w:val="00992012"/>
@@ -1427,9 +1457,9 @@
       <w:contextualSpacing/>
     </w:pPr>
   </w:style>
-  <w:style w:type="character" w:styleId="Intensievebenadrukking">
+  <w:style w:type="character" w:styleId="IntenseEmphasis">
     <w:name w:val="Intense Emphasis"/>
-    <w:basedOn w:val="Standaardalinea-lettertype"/>
+    <w:basedOn w:val="DefaultParagraphFont"/>
     <w:uiPriority w:val="21"/>
     <w:qFormat/>
     <w:rsid w:val="00992012"/>
@@ -1439,11 +1469,11 @@
       <w:color w:val="2F5496" w:themeColor="accent1" w:themeShade="BF"/>
     </w:rPr>
   </w:style>
-  <w:style w:type="paragraph" w:styleId="Duidelijkcitaat">
+  <w:style w:type="paragraph" w:styleId="IntenseQuote">
     <w:name w:val="Intense Quote"/>
-    <w:basedOn w:val="Standaard"/>
-    <w:next w:val="Standaard"/>
-    <w:link w:val="DuidelijkcitaatChar"/>
+    <w:basedOn w:val="Normal"/>
+    <w:next w:val="Normal"/>
+    <w:link w:val="IntenseQuoteChar"/>
     <w:uiPriority w:val="30"/>
     <w:qFormat/>
     <w:rsid w:val="00992012"/>
@@ -1462,10 +1492,10 @@
       <w:color w:val="2F5496" w:themeColor="accent1" w:themeShade="BF"/>
     </w:rPr>
   </w:style>
-  <w:style w:type="character" w:customStyle="1" w:styleId="DuidelijkcitaatChar">
-    <w:name w:val="Duidelijk citaat Char"/>
-    <w:basedOn w:val="Standaardalinea-lettertype"/>
-    <w:link w:val="Duidelijkcitaat"/>
+  <w:style w:type="character" w:customStyle="1" w:styleId="IntenseQuoteChar">
+    <w:name w:val="Intense Quote Char"/>
+    <w:basedOn w:val="DefaultParagraphFont"/>
+    <w:link w:val="IntenseQuote"/>
     <w:uiPriority w:val="30"/>
     <w:rsid w:val="00992012"/>
     <w:rPr>
@@ -1475,9 +1505,9 @@
       <w:color w:val="2F5496" w:themeColor="accent1" w:themeShade="BF"/>
     </w:rPr>
   </w:style>
-  <w:style w:type="character" w:styleId="Intensieveverwijzing">
+  <w:style w:type="character" w:styleId="IntenseReference">
     <w:name w:val="Intense Reference"/>
-    <w:basedOn w:val="Standaardalinea-lettertype"/>
+    <w:basedOn w:val="DefaultParagraphFont"/>
     <w:uiPriority w:val="32"/>
     <w:qFormat/>
     <w:rsid w:val="00992012"/>

--- a/Restaurant Simulator.docx
+++ b/Restaurant Simulator.docx
@@ -7,7 +7,7 @@
         <w:jc w:val="center"/>
       </w:pPr>
       <w:r>
-        <w:t>Restaurant Simulator</w:t>
+        <w:t>Kitchen Rush</w:t>
       </w:r>
     </w:p>
     <w:p>

--- a/Restaurant Simulator.docx
+++ b/Restaurant Simulator.docx
@@ -28,7 +28,7 @@
     </w:p>
     <w:p>
       <w:pPr>
-        <w:pStyle w:val="ListParagraph"/>
+        <w:pStyle w:val="Lijstalinea"/>
         <w:numPr>
           <w:ilvl w:val="0"/>
           <w:numId w:val="1"/>
@@ -40,7 +40,7 @@
     </w:p>
     <w:p>
       <w:pPr>
-        <w:pStyle w:val="ListParagraph"/>
+        <w:pStyle w:val="Lijstalinea"/>
         <w:numPr>
           <w:ilvl w:val="0"/>
           <w:numId w:val="1"/>
@@ -52,7 +52,7 @@
     </w:p>
     <w:p>
       <w:pPr>
-        <w:pStyle w:val="ListParagraph"/>
+        <w:pStyle w:val="Lijstalinea"/>
         <w:numPr>
           <w:ilvl w:val="0"/>
           <w:numId w:val="1"/>
@@ -64,7 +64,7 @@
     </w:p>
     <w:p>
       <w:pPr>
-        <w:pStyle w:val="ListParagraph"/>
+        <w:pStyle w:val="Lijstalinea"/>
         <w:numPr>
           <w:ilvl w:val="0"/>
           <w:numId w:val="1"/>
@@ -76,7 +76,7 @@
     </w:p>
     <w:p>
       <w:pPr>
-        <w:pStyle w:val="ListParagraph"/>
+        <w:pStyle w:val="Lijstalinea"/>
         <w:numPr>
           <w:ilvl w:val="0"/>
           <w:numId w:val="1"/>
@@ -88,7 +88,7 @@
     </w:p>
     <w:p>
       <w:pPr>
-        <w:pStyle w:val="ListParagraph"/>
+        <w:pStyle w:val="Lijstalinea"/>
         <w:numPr>
           <w:ilvl w:val="0"/>
           <w:numId w:val="1"/>
@@ -101,7 +101,15 @@
     <w:p/>
     <w:p>
       <w:r>
-        <w:t>Stappenplan tabletop:</w:t>
+        <w:t xml:space="preserve">Stappenplan </w:t>
+      </w:r>
+      <w:proofErr w:type="spellStart"/>
+      <w:r>
+        <w:t>tabletop</w:t>
+      </w:r>
+      <w:proofErr w:type="spellEnd"/>
+      <w:r>
+        <w:t>:</w:t>
       </w:r>
     </w:p>
     <w:p>
@@ -117,7 +125,7 @@
     </w:p>
     <w:p>
       <w:pPr>
-        <w:pStyle w:val="ListParagraph"/>
+        <w:pStyle w:val="Lijstalinea"/>
         <w:numPr>
           <w:ilvl w:val="0"/>
           <w:numId w:val="2"/>
@@ -132,7 +140,7 @@
     </w:p>
     <w:p>
       <w:pPr>
-        <w:pStyle w:val="ListParagraph"/>
+        <w:pStyle w:val="Lijstalinea"/>
         <w:numPr>
           <w:ilvl w:val="0"/>
           <w:numId w:val="2"/>
@@ -159,7 +167,7 @@
     </w:p>
     <w:p>
       <w:pPr>
-        <w:pStyle w:val="ListParagraph"/>
+        <w:pStyle w:val="Lijstalinea"/>
         <w:numPr>
           <w:ilvl w:val="0"/>
           <w:numId w:val="2"/>
@@ -186,7 +194,7 @@
     </w:p>
     <w:p>
       <w:pPr>
-        <w:pStyle w:val="ListParagraph"/>
+        <w:pStyle w:val="Lijstalinea"/>
         <w:numPr>
           <w:ilvl w:val="0"/>
           <w:numId w:val="4"/>
@@ -198,7 +206,7 @@
     </w:p>
     <w:p>
       <w:pPr>
-        <w:pStyle w:val="ListParagraph"/>
+        <w:pStyle w:val="Lijstalinea"/>
         <w:numPr>
           <w:ilvl w:val="0"/>
           <w:numId w:val="4"/>
@@ -208,12 +216,30 @@
         <w:t xml:space="preserve">Elke beurt mag je </w:t>
       </w:r>
       <w:r>
-        <w:t>kiezen of je van de overige kaarten een kaart pakt of van een andere speler. Kies je een andere speler gebruik je ieders een dobbelsteen en de speler die het hoogste heeft wint en krijgt die een kaart van de andere.Dit herhaal je tot je de combinatie van kaarten hebt verzamelt (de combinatie dat elke speler aan het begin heeft bepaald met de 4 dobbelstenen)</w:t>
+        <w:t>kiezen of je van de overige kaarten een kaart pakt of van een andere speler. Kies je een andere speler gebruik je ieders een dobbelsteen en de speler die het hoogste heeft wint en krijgt die een kaart van de andere.</w:t>
+      </w:r>
+      <w:r>
+        <w:t xml:space="preserve"> </w:t>
+      </w:r>
+      <w:r>
+        <w:t xml:space="preserve">Dit </w:t>
+      </w:r>
+      <w:r>
+        <w:t>h</w:t>
+      </w:r>
+      <w:r>
+        <w:t xml:space="preserve">erhaal je tot je de combinatie van kaarten hebt </w:t>
+      </w:r>
+      <w:r>
+        <w:t>verzameld</w:t>
+      </w:r>
+      <w:r>
+        <w:t xml:space="preserve"> (de combinatie dat elke speler aan het begin heeft bepaald met de 4 dobbelstenen)</w:t>
       </w:r>
     </w:p>
     <w:p>
       <w:pPr>
-        <w:pStyle w:val="ListParagraph"/>
+        <w:pStyle w:val="Lijstalinea"/>
         <w:numPr>
           <w:ilvl w:val="0"/>
           <w:numId w:val="4"/>
@@ -996,7 +1022,7 @@
     <w:lsdException w:name="Unresolved Mention" w:semiHidden="1" w:unhideWhenUsed="1"/>
     <w:lsdException w:name="Smart Link" w:semiHidden="1" w:unhideWhenUsed="1"/>
   </w:latentStyles>
-  <w:style w:type="paragraph" w:default="1" w:styleId="Normal">
+  <w:style w:type="paragraph" w:default="1" w:styleId="Standaard">
     <w:name w:val="Normal"/>
     <w:qFormat/>
     <w:rsid w:val="0078131D"/>
@@ -1004,11 +1030,11 @@
       <w:rFonts w:ascii="Arial" w:hAnsi="Arial"/>
     </w:rPr>
   </w:style>
-  <w:style w:type="paragraph" w:styleId="Heading1">
+  <w:style w:type="paragraph" w:styleId="Kop1">
     <w:name w:val="heading 1"/>
-    <w:basedOn w:val="Normal"/>
-    <w:next w:val="Normal"/>
-    <w:link w:val="Heading1Char"/>
+    <w:basedOn w:val="Standaard"/>
+    <w:next w:val="Standaard"/>
+    <w:link w:val="Kop1Char"/>
     <w:autoRedefine/>
     <w:uiPriority w:val="9"/>
     <w:qFormat/>
@@ -1025,11 +1051,11 @@
       <w:szCs w:val="32"/>
     </w:rPr>
   </w:style>
-  <w:style w:type="paragraph" w:styleId="Heading2">
+  <w:style w:type="paragraph" w:styleId="Kop2">
     <w:name w:val="heading 2"/>
-    <w:basedOn w:val="Normal"/>
-    <w:next w:val="Normal"/>
-    <w:link w:val="Heading2Char"/>
+    <w:basedOn w:val="Standaard"/>
+    <w:next w:val="Standaard"/>
+    <w:link w:val="Kop2Char"/>
     <w:autoRedefine/>
     <w:uiPriority w:val="9"/>
     <w:semiHidden/>
@@ -1048,11 +1074,11 @@
       <w:szCs w:val="26"/>
     </w:rPr>
   </w:style>
-  <w:style w:type="paragraph" w:styleId="Heading3">
+  <w:style w:type="paragraph" w:styleId="Kop3">
     <w:name w:val="heading 3"/>
-    <w:basedOn w:val="Normal"/>
-    <w:next w:val="Normal"/>
-    <w:link w:val="Heading3Char"/>
+    <w:basedOn w:val="Standaard"/>
+    <w:next w:val="Standaard"/>
+    <w:link w:val="Kop3Char"/>
     <w:autoRedefine/>
     <w:uiPriority w:val="9"/>
     <w:unhideWhenUsed/>
@@ -1070,11 +1096,11 @@
       <w:szCs w:val="24"/>
     </w:rPr>
   </w:style>
-  <w:style w:type="paragraph" w:styleId="Heading4">
+  <w:style w:type="paragraph" w:styleId="Kop4">
     <w:name w:val="heading 4"/>
-    <w:basedOn w:val="Normal"/>
-    <w:next w:val="Normal"/>
-    <w:link w:val="Heading4Char"/>
+    <w:basedOn w:val="Standaard"/>
+    <w:next w:val="Standaard"/>
+    <w:link w:val="Kop4Char"/>
     <w:uiPriority w:val="9"/>
     <w:semiHidden/>
     <w:unhideWhenUsed/>
@@ -1093,11 +1119,11 @@
       <w:color w:val="2F5496" w:themeColor="accent1" w:themeShade="BF"/>
     </w:rPr>
   </w:style>
-  <w:style w:type="paragraph" w:styleId="Heading5">
+  <w:style w:type="paragraph" w:styleId="Kop5">
     <w:name w:val="heading 5"/>
-    <w:basedOn w:val="Normal"/>
-    <w:next w:val="Normal"/>
-    <w:link w:val="Heading5Char"/>
+    <w:basedOn w:val="Standaard"/>
+    <w:next w:val="Standaard"/>
+    <w:link w:val="Kop5Char"/>
     <w:uiPriority w:val="9"/>
     <w:semiHidden/>
     <w:unhideWhenUsed/>
@@ -1114,11 +1140,11 @@
       <w:color w:val="2F5496" w:themeColor="accent1" w:themeShade="BF"/>
     </w:rPr>
   </w:style>
-  <w:style w:type="paragraph" w:styleId="Heading6">
+  <w:style w:type="paragraph" w:styleId="Kop6">
     <w:name w:val="heading 6"/>
-    <w:basedOn w:val="Normal"/>
-    <w:next w:val="Normal"/>
-    <w:link w:val="Heading6Char"/>
+    <w:basedOn w:val="Standaard"/>
+    <w:next w:val="Standaard"/>
+    <w:link w:val="Kop6Char"/>
     <w:uiPriority w:val="9"/>
     <w:semiHidden/>
     <w:unhideWhenUsed/>
@@ -1137,11 +1163,11 @@
       <w:color w:val="595959" w:themeColor="text1" w:themeTint="A6"/>
     </w:rPr>
   </w:style>
-  <w:style w:type="paragraph" w:styleId="Heading7">
+  <w:style w:type="paragraph" w:styleId="Kop7">
     <w:name w:val="heading 7"/>
-    <w:basedOn w:val="Normal"/>
-    <w:next w:val="Normal"/>
-    <w:link w:val="Heading7Char"/>
+    <w:basedOn w:val="Standaard"/>
+    <w:next w:val="Standaard"/>
+    <w:link w:val="Kop7Char"/>
     <w:uiPriority w:val="9"/>
     <w:semiHidden/>
     <w:unhideWhenUsed/>
@@ -1158,11 +1184,11 @@
       <w:color w:val="595959" w:themeColor="text1" w:themeTint="A6"/>
     </w:rPr>
   </w:style>
-  <w:style w:type="paragraph" w:styleId="Heading8">
+  <w:style w:type="paragraph" w:styleId="Kop8">
     <w:name w:val="heading 8"/>
-    <w:basedOn w:val="Normal"/>
-    <w:next w:val="Normal"/>
-    <w:link w:val="Heading8Char"/>
+    <w:basedOn w:val="Standaard"/>
+    <w:next w:val="Standaard"/>
+    <w:link w:val="Kop8Char"/>
     <w:uiPriority w:val="9"/>
     <w:semiHidden/>
     <w:unhideWhenUsed/>
@@ -1181,11 +1207,11 @@
       <w:color w:val="272727" w:themeColor="text1" w:themeTint="D8"/>
     </w:rPr>
   </w:style>
-  <w:style w:type="paragraph" w:styleId="Heading9">
+  <w:style w:type="paragraph" w:styleId="Kop9">
     <w:name w:val="heading 9"/>
-    <w:basedOn w:val="Normal"/>
-    <w:next w:val="Normal"/>
-    <w:link w:val="Heading9Char"/>
+    <w:basedOn w:val="Standaard"/>
+    <w:next w:val="Standaard"/>
+    <w:link w:val="Kop9Char"/>
     <w:uiPriority w:val="9"/>
     <w:semiHidden/>
     <w:unhideWhenUsed/>
@@ -1202,13 +1228,13 @@
       <w:color w:val="272727" w:themeColor="text1" w:themeTint="D8"/>
     </w:rPr>
   </w:style>
-  <w:style w:type="character" w:default="1" w:styleId="DefaultParagraphFont">
+  <w:style w:type="character" w:default="1" w:styleId="Standaardalinea-lettertype">
     <w:name w:val="Default Paragraph Font"/>
     <w:uiPriority w:val="1"/>
     <w:semiHidden/>
     <w:unhideWhenUsed/>
   </w:style>
-  <w:style w:type="table" w:default="1" w:styleId="TableNormal">
+  <w:style w:type="table" w:default="1" w:styleId="Standaardtabel">
     <w:name w:val="Normal Table"/>
     <w:uiPriority w:val="99"/>
     <w:semiHidden/>
@@ -1223,16 +1249,16 @@
       </w:tblCellMar>
     </w:tblPr>
   </w:style>
-  <w:style w:type="numbering" w:default="1" w:styleId="NoList">
+  <w:style w:type="numbering" w:default="1" w:styleId="Geenlijst">
     <w:name w:val="No List"/>
     <w:uiPriority w:val="99"/>
     <w:semiHidden/>
     <w:unhideWhenUsed/>
   </w:style>
-  <w:style w:type="character" w:customStyle="1" w:styleId="Heading2Char">
-    <w:name w:val="Heading 2 Char"/>
-    <w:basedOn w:val="DefaultParagraphFont"/>
-    <w:link w:val="Heading2"/>
+  <w:style w:type="character" w:customStyle="1" w:styleId="Kop2Char">
+    <w:name w:val="Kop 2 Char"/>
+    <w:basedOn w:val="Standaardalinea-lettertype"/>
+    <w:link w:val="Kop2"/>
     <w:uiPriority w:val="9"/>
     <w:semiHidden/>
     <w:rsid w:val="0078131D"/>
@@ -1242,10 +1268,10 @@
       <w:szCs w:val="26"/>
     </w:rPr>
   </w:style>
-  <w:style w:type="character" w:customStyle="1" w:styleId="Heading1Char">
-    <w:name w:val="Heading 1 Char"/>
-    <w:basedOn w:val="DefaultParagraphFont"/>
-    <w:link w:val="Heading1"/>
+  <w:style w:type="character" w:customStyle="1" w:styleId="Kop1Char">
+    <w:name w:val="Kop 1 Char"/>
+    <w:basedOn w:val="Standaardalinea-lettertype"/>
+    <w:link w:val="Kop1"/>
     <w:uiPriority w:val="9"/>
     <w:rsid w:val="00996367"/>
     <w:rPr>
@@ -1255,10 +1281,10 @@
       <w:lang w:val="nl-BE"/>
     </w:rPr>
   </w:style>
-  <w:style w:type="character" w:customStyle="1" w:styleId="Heading3Char">
-    <w:name w:val="Heading 3 Char"/>
-    <w:basedOn w:val="DefaultParagraphFont"/>
-    <w:link w:val="Heading3"/>
+  <w:style w:type="character" w:customStyle="1" w:styleId="Kop3Char">
+    <w:name w:val="Kop 3 Char"/>
+    <w:basedOn w:val="Standaardalinea-lettertype"/>
+    <w:link w:val="Kop3"/>
     <w:uiPriority w:val="9"/>
     <w:rsid w:val="0046248F"/>
     <w:rPr>
@@ -1268,10 +1294,10 @@
       <w:lang w:val="nl-BE"/>
     </w:rPr>
   </w:style>
-  <w:style w:type="character" w:customStyle="1" w:styleId="Heading4Char">
-    <w:name w:val="Heading 4 Char"/>
-    <w:basedOn w:val="DefaultParagraphFont"/>
-    <w:link w:val="Heading4"/>
+  <w:style w:type="character" w:customStyle="1" w:styleId="Kop4Char">
+    <w:name w:val="Kop 4 Char"/>
+    <w:basedOn w:val="Standaardalinea-lettertype"/>
+    <w:link w:val="Kop4"/>
     <w:uiPriority w:val="9"/>
     <w:semiHidden/>
     <w:rsid w:val="00992012"/>
@@ -1282,10 +1308,10 @@
       <w:color w:val="2F5496" w:themeColor="accent1" w:themeShade="BF"/>
     </w:rPr>
   </w:style>
-  <w:style w:type="character" w:customStyle="1" w:styleId="Heading5Char">
-    <w:name w:val="Heading 5 Char"/>
-    <w:basedOn w:val="DefaultParagraphFont"/>
-    <w:link w:val="Heading5"/>
+  <w:style w:type="character" w:customStyle="1" w:styleId="Kop5Char">
+    <w:name w:val="Kop 5 Char"/>
+    <w:basedOn w:val="Standaardalinea-lettertype"/>
+    <w:link w:val="Kop5"/>
     <w:uiPriority w:val="9"/>
     <w:semiHidden/>
     <w:rsid w:val="00992012"/>
@@ -1294,10 +1320,10 @@
       <w:color w:val="2F5496" w:themeColor="accent1" w:themeShade="BF"/>
     </w:rPr>
   </w:style>
-  <w:style w:type="character" w:customStyle="1" w:styleId="Heading6Char">
-    <w:name w:val="Heading 6 Char"/>
-    <w:basedOn w:val="DefaultParagraphFont"/>
-    <w:link w:val="Heading6"/>
+  <w:style w:type="character" w:customStyle="1" w:styleId="Kop6Char">
+    <w:name w:val="Kop 6 Char"/>
+    <w:basedOn w:val="Standaardalinea-lettertype"/>
+    <w:link w:val="Kop6"/>
     <w:uiPriority w:val="9"/>
     <w:semiHidden/>
     <w:rsid w:val="00992012"/>
@@ -1308,10 +1334,10 @@
       <w:color w:val="595959" w:themeColor="text1" w:themeTint="A6"/>
     </w:rPr>
   </w:style>
-  <w:style w:type="character" w:customStyle="1" w:styleId="Heading7Char">
-    <w:name w:val="Heading 7 Char"/>
-    <w:basedOn w:val="DefaultParagraphFont"/>
-    <w:link w:val="Heading7"/>
+  <w:style w:type="character" w:customStyle="1" w:styleId="Kop7Char">
+    <w:name w:val="Kop 7 Char"/>
+    <w:basedOn w:val="Standaardalinea-lettertype"/>
+    <w:link w:val="Kop7"/>
     <w:uiPriority w:val="9"/>
     <w:semiHidden/>
     <w:rsid w:val="00992012"/>
@@ -1320,10 +1346,10 @@
       <w:color w:val="595959" w:themeColor="text1" w:themeTint="A6"/>
     </w:rPr>
   </w:style>
-  <w:style w:type="character" w:customStyle="1" w:styleId="Heading8Char">
-    <w:name w:val="Heading 8 Char"/>
-    <w:basedOn w:val="DefaultParagraphFont"/>
-    <w:link w:val="Heading8"/>
+  <w:style w:type="character" w:customStyle="1" w:styleId="Kop8Char">
+    <w:name w:val="Kop 8 Char"/>
+    <w:basedOn w:val="Standaardalinea-lettertype"/>
+    <w:link w:val="Kop8"/>
     <w:uiPriority w:val="9"/>
     <w:semiHidden/>
     <w:rsid w:val="00992012"/>
@@ -1334,10 +1360,10 @@
       <w:color w:val="272727" w:themeColor="text1" w:themeTint="D8"/>
     </w:rPr>
   </w:style>
-  <w:style w:type="character" w:customStyle="1" w:styleId="Heading9Char">
-    <w:name w:val="Heading 9 Char"/>
-    <w:basedOn w:val="DefaultParagraphFont"/>
-    <w:link w:val="Heading9"/>
+  <w:style w:type="character" w:customStyle="1" w:styleId="Kop9Char">
+    <w:name w:val="Kop 9 Char"/>
+    <w:basedOn w:val="Standaardalinea-lettertype"/>
+    <w:link w:val="Kop9"/>
     <w:uiPriority w:val="9"/>
     <w:semiHidden/>
     <w:rsid w:val="00992012"/>
@@ -1346,11 +1372,11 @@
       <w:color w:val="272727" w:themeColor="text1" w:themeTint="D8"/>
     </w:rPr>
   </w:style>
-  <w:style w:type="paragraph" w:styleId="Title">
+  <w:style w:type="paragraph" w:styleId="Titel">
     <w:name w:val="Title"/>
-    <w:basedOn w:val="Normal"/>
-    <w:next w:val="Normal"/>
-    <w:link w:val="TitleChar"/>
+    <w:basedOn w:val="Standaard"/>
+    <w:next w:val="Standaard"/>
+    <w:link w:val="TitelChar"/>
     <w:uiPriority w:val="10"/>
     <w:qFormat/>
     <w:rsid w:val="00992012"/>
@@ -1366,10 +1392,10 @@
       <w:szCs w:val="56"/>
     </w:rPr>
   </w:style>
-  <w:style w:type="character" w:customStyle="1" w:styleId="TitleChar">
-    <w:name w:val="Title Char"/>
-    <w:basedOn w:val="DefaultParagraphFont"/>
-    <w:link w:val="Title"/>
+  <w:style w:type="character" w:customStyle="1" w:styleId="TitelChar">
+    <w:name w:val="Titel Char"/>
+    <w:basedOn w:val="Standaardalinea-lettertype"/>
+    <w:link w:val="Titel"/>
     <w:uiPriority w:val="10"/>
     <w:rsid w:val="00992012"/>
     <w:rPr>
@@ -1380,11 +1406,11 @@
       <w:szCs w:val="56"/>
     </w:rPr>
   </w:style>
-  <w:style w:type="paragraph" w:styleId="Subtitle">
+  <w:style w:type="paragraph" w:styleId="Ondertitel">
     <w:name w:val="Subtitle"/>
-    <w:basedOn w:val="Normal"/>
-    <w:next w:val="Normal"/>
-    <w:link w:val="SubtitleChar"/>
+    <w:basedOn w:val="Standaard"/>
+    <w:next w:val="Standaard"/>
+    <w:link w:val="OndertitelChar"/>
     <w:uiPriority w:val="11"/>
     <w:qFormat/>
     <w:rsid w:val="00992012"/>
@@ -1401,10 +1427,10 @@
       <w:szCs w:val="28"/>
     </w:rPr>
   </w:style>
-  <w:style w:type="character" w:customStyle="1" w:styleId="SubtitleChar">
-    <w:name w:val="Subtitle Char"/>
-    <w:basedOn w:val="DefaultParagraphFont"/>
-    <w:link w:val="Subtitle"/>
+  <w:style w:type="character" w:customStyle="1" w:styleId="OndertitelChar">
+    <w:name w:val="Ondertitel Char"/>
+    <w:basedOn w:val="Standaardalinea-lettertype"/>
+    <w:link w:val="Ondertitel"/>
     <w:uiPriority w:val="11"/>
     <w:rsid w:val="00992012"/>
     <w:rPr>
@@ -1415,11 +1441,11 @@
       <w:szCs w:val="28"/>
     </w:rPr>
   </w:style>
-  <w:style w:type="paragraph" w:styleId="Quote">
+  <w:style w:type="paragraph" w:styleId="Citaat">
     <w:name w:val="Quote"/>
-    <w:basedOn w:val="Normal"/>
-    <w:next w:val="Normal"/>
-    <w:link w:val="QuoteChar"/>
+    <w:basedOn w:val="Standaard"/>
+    <w:next w:val="Standaard"/>
+    <w:link w:val="CitaatChar"/>
     <w:uiPriority w:val="29"/>
     <w:qFormat/>
     <w:rsid w:val="00992012"/>
@@ -1433,10 +1459,10 @@
       <w:color w:val="404040" w:themeColor="text1" w:themeTint="BF"/>
     </w:rPr>
   </w:style>
-  <w:style w:type="character" w:customStyle="1" w:styleId="QuoteChar">
-    <w:name w:val="Quote Char"/>
-    <w:basedOn w:val="DefaultParagraphFont"/>
-    <w:link w:val="Quote"/>
+  <w:style w:type="character" w:customStyle="1" w:styleId="CitaatChar">
+    <w:name w:val="Citaat Char"/>
+    <w:basedOn w:val="Standaardalinea-lettertype"/>
+    <w:link w:val="Citaat"/>
     <w:uiPriority w:val="29"/>
     <w:rsid w:val="00992012"/>
     <w:rPr>
@@ -1446,9 +1472,9 @@
       <w:color w:val="404040" w:themeColor="text1" w:themeTint="BF"/>
     </w:rPr>
   </w:style>
-  <w:style w:type="paragraph" w:styleId="ListParagraph">
+  <w:style w:type="paragraph" w:styleId="Lijstalinea">
     <w:name w:val="List Paragraph"/>
-    <w:basedOn w:val="Normal"/>
+    <w:basedOn w:val="Standaard"/>
     <w:uiPriority w:val="34"/>
     <w:qFormat/>
     <w:rsid w:val="00992012"/>
@@ -1457,9 +1483,9 @@
       <w:contextualSpacing/>
     </w:pPr>
   </w:style>
-  <w:style w:type="character" w:styleId="IntenseEmphasis">
+  <w:style w:type="character" w:styleId="Intensievebenadrukking">
     <w:name w:val="Intense Emphasis"/>
-    <w:basedOn w:val="DefaultParagraphFont"/>
+    <w:basedOn w:val="Standaardalinea-lettertype"/>
     <w:uiPriority w:val="21"/>
     <w:qFormat/>
     <w:rsid w:val="00992012"/>
@@ -1469,11 +1495,11 @@
       <w:color w:val="2F5496" w:themeColor="accent1" w:themeShade="BF"/>
     </w:rPr>
   </w:style>
-  <w:style w:type="paragraph" w:styleId="IntenseQuote">
+  <w:style w:type="paragraph" w:styleId="Duidelijkcitaat">
     <w:name w:val="Intense Quote"/>
-    <w:basedOn w:val="Normal"/>
-    <w:next w:val="Normal"/>
-    <w:link w:val="IntenseQuoteChar"/>
+    <w:basedOn w:val="Standaard"/>
+    <w:next w:val="Standaard"/>
+    <w:link w:val="DuidelijkcitaatChar"/>
     <w:uiPriority w:val="30"/>
     <w:qFormat/>
     <w:rsid w:val="00992012"/>
@@ -1492,10 +1518,10 @@
       <w:color w:val="2F5496" w:themeColor="accent1" w:themeShade="BF"/>
     </w:rPr>
   </w:style>
-  <w:style w:type="character" w:customStyle="1" w:styleId="IntenseQuoteChar">
-    <w:name w:val="Intense Quote Char"/>
-    <w:basedOn w:val="DefaultParagraphFont"/>
-    <w:link w:val="IntenseQuote"/>
+  <w:style w:type="character" w:customStyle="1" w:styleId="DuidelijkcitaatChar">
+    <w:name w:val="Duidelijk citaat Char"/>
+    <w:basedOn w:val="Standaardalinea-lettertype"/>
+    <w:link w:val="Duidelijkcitaat"/>
     <w:uiPriority w:val="30"/>
     <w:rsid w:val="00992012"/>
     <w:rPr>
@@ -1505,9 +1531,9 @@
       <w:color w:val="2F5496" w:themeColor="accent1" w:themeShade="BF"/>
     </w:rPr>
   </w:style>
-  <w:style w:type="character" w:styleId="IntenseReference">
+  <w:style w:type="character" w:styleId="Intensieveverwijzing">
     <w:name w:val="Intense Reference"/>
-    <w:basedOn w:val="DefaultParagraphFont"/>
+    <w:basedOn w:val="Standaardalinea-lettertype"/>
     <w:uiPriority w:val="32"/>
     <w:qFormat/>
     <w:rsid w:val="00992012"/>
